--- a/word_files/Annex/Q2-Oral Exam FINAL.docx
+++ b/word_files/Annex/Q2-Oral Exam FINAL.docx
@@ -1,6 +1,6 @@
 
 <file path=word/document.xml><?xml version="1.0" encoding="utf-8"?>
-<w:document xmlns:wpc="http://schemas.microsoft.com/office/word/2010/wordprocessingCanvas" xmlns:cx="http://schemas.microsoft.com/office/drawing/2014/chartex" xmlns:cx1="http://schemas.microsoft.com/office/drawing/2015/9/8/chartex" xmlns:cx2="http://schemas.microsoft.com/office/drawing/2015/10/21/chartex" xmlns:cx3="http://schemas.microsoft.com/office/drawing/2016/5/9/chartex" xmlns:cx4="http://schemas.microsoft.com/office/drawing/2016/5/10/chartex" xmlns:cx5="http://schemas.microsoft.com/office/drawing/2016/5/11/chartex" xmlns:cx6="http://schemas.microsoft.com/office/drawing/2016/5/12/chartex" xmlns:cx7="http://schemas.microsoft.com/office/drawing/2016/5/13/chartex" xmlns:cx8="http://schemas.microsoft.com/office/drawing/2016/5/14/chartex" xmlns:mc="http://schemas.openxmlformats.org/markup-compatibility/2006" xmlns:aink="http://schemas.microsoft.com/office/drawing/2016/ink" xmlns:am3d="http://schemas.microsoft.com/office/drawing/2017/model3d" xmlns:o="urn:schemas-microsoft-com:office:office" xmlns:oel="http://schemas.microsoft.com/office/2019/extlst" xmlns:r="http://schemas.openxmlformats.org/officeDocument/2006/relationships" xmlns:m="http://schemas.openxmlformats.org/officeDocument/2006/math" xmlns:v="urn:schemas-microsoft-com:vml" xmlns:wp14="http://schemas.microsoft.com/office/word/2010/wordprocessingDrawing" xmlns:wp="http://schemas.openxmlformats.org/drawingml/2006/wordprocessingDrawing" xmlns:w10="urn:schemas-microsoft-com:office:word" xmlns:w="http://schemas.openxmlformats.org/wordprocessingml/2006/main" xmlns:w14="http://schemas.microsoft.com/office/word/2010/wordml" xmlns:w15="http://schemas.microsoft.com/office/word/2012/wordml" xmlns:w16cex="http://schemas.microsoft.com/office/word/2018/wordml/cex" xmlns:w16cid="http://schemas.microsoft.com/office/word/2016/wordml/cid" xmlns:w16="http://schemas.microsoft.com/office/word/2018/wordml" xmlns:w16sdtdh="http://schemas.microsoft.com/office/word/2020/wordml/sdtdatahash" xmlns:w16se="http://schemas.microsoft.com/office/word/2015/wordml/symex" xmlns:wpg="http://schemas.microsoft.com/office/word/2010/wordprocessingGroup" xmlns:wpi="http://schemas.microsoft.com/office/word/2010/wordprocessingInk" xmlns:wne="http://schemas.microsoft.com/office/word/2006/wordml" xmlns:wps="http://schemas.microsoft.com/office/word/2010/wordprocessingShape" mc:Ignorable="w14 w15 w16se w16cid w16 w16cex w16sdtdh wp14">
+<w:document xmlns:wpc="http://schemas.microsoft.com/office/word/2010/wordprocessingCanvas" xmlns:cx="http://schemas.microsoft.com/office/drawing/2014/chartex" xmlns:cx1="http://schemas.microsoft.com/office/drawing/2015/9/8/chartex" xmlns:cx2="http://schemas.microsoft.com/office/drawing/2015/10/21/chartex" xmlns:cx3="http://schemas.microsoft.com/office/drawing/2016/5/9/chartex" xmlns:cx4="http://schemas.microsoft.com/office/drawing/2016/5/10/chartex" xmlns:cx5="http://schemas.microsoft.com/office/drawing/2016/5/11/chartex" xmlns:cx6="http://schemas.microsoft.com/office/drawing/2016/5/12/chartex" xmlns:cx7="http://schemas.microsoft.com/office/drawing/2016/5/13/chartex" xmlns:cx8="http://schemas.microsoft.com/office/drawing/2016/5/14/chartex" xmlns:mc="http://schemas.openxmlformats.org/markup-compatibility/2006" xmlns:aink="http://schemas.microsoft.com/office/drawing/2016/ink" xmlns:am3d="http://schemas.microsoft.com/office/drawing/2017/model3d" xmlns:o="urn:schemas-microsoft-com:office:office" xmlns:oel="http://schemas.microsoft.com/office/2019/extlst" xmlns:r="http://schemas.openxmlformats.org/officeDocument/2006/relationships" xmlns:m="http://schemas.openxmlformats.org/officeDocument/2006/math" xmlns:v="urn:schemas-microsoft-com:vml" xmlns:wp14="http://schemas.microsoft.com/office/word/2010/wordprocessingDrawing" xmlns:wp="http://schemas.openxmlformats.org/drawingml/2006/wordprocessingDrawing" xmlns:w10="urn:schemas-microsoft-com:office:word" xmlns:w="http://schemas.openxmlformats.org/wordprocessingml/2006/main" xmlns:w14="http://schemas.microsoft.com/office/word/2010/wordml" xmlns:w15="http://schemas.microsoft.com/office/word/2012/wordml" xmlns:w16cex="http://schemas.microsoft.com/office/word/2018/wordml/cex" xmlns:w16cid="http://schemas.microsoft.com/office/word/2016/wordml/cid" xmlns:w16="http://schemas.microsoft.com/office/word/2018/wordml" xmlns:w16du="http://schemas.microsoft.com/office/word/2023/wordml/word16du" xmlns:w16sdtdh="http://schemas.microsoft.com/office/word/2020/wordml/sdtdatahash" xmlns:w16se="http://schemas.microsoft.com/office/word/2015/wordml/symex" xmlns:wpg="http://schemas.microsoft.com/office/word/2010/wordprocessingGroup" xmlns:wpi="http://schemas.microsoft.com/office/word/2010/wordprocessingInk" xmlns:wne="http://schemas.microsoft.com/office/word/2006/wordml" xmlns:wps="http://schemas.microsoft.com/office/word/2010/wordprocessingShape" mc:Ignorable="w14 w15 w16se w16cid w16 w16cex w16sdtdh w16du wp14">
   <w:body>
     <w:p>
       <w:pPr>
@@ -111,7 +111,7 @@
     </w:p>
     <w:tbl>
       <w:tblPr>
-        <w:tblW w:w="14885" w:type="dxa"/>
+        <w:tblW w:w="13467" w:type="dxa"/>
         <w:tblInd w:w="-418" w:type="dxa"/>
         <w:tblBorders>
           <w:top w:val="outset" w:sz="6" w:space="0" w:color="auto"/>
@@ -135,7 +135,7 @@
         <w:gridCol w:w="1559"/>
         <w:gridCol w:w="1984"/>
         <w:gridCol w:w="709"/>
-        <w:gridCol w:w="2410"/>
+        <w:gridCol w:w="992"/>
       </w:tblGrid>
       <w:tr>
         <w:trPr>
@@ -385,7 +385,7 @@
         </w:tc>
         <w:tc>
           <w:tcPr>
-            <w:tcW w:w="2410" w:type="dxa"/>
+            <w:tcW w:w="992" w:type="dxa"/>
             <w:tcBorders>
               <w:top w:val="single" w:sz="6" w:space="0" w:color="auto"/>
               <w:left w:val="single" w:sz="6" w:space="0" w:color="auto"/>
@@ -700,7 +700,7 @@
         </w:tc>
         <w:tc>
           <w:tcPr>
-            <w:tcW w:w="2410" w:type="dxa"/>
+            <w:tcW w:w="992" w:type="dxa"/>
             <w:tcBorders>
               <w:top w:val="single" w:sz="6" w:space="0" w:color="auto"/>
               <w:left w:val="single" w:sz="6" w:space="0" w:color="auto"/>
@@ -1026,21 +1026,7 @@
                 <w:rFonts w:ascii="Calibri" w:eastAsia="Times New Roman" w:hAnsi="Calibri" w:cs="Calibri"/>
                 <w:lang w:val="en-GB" w:eastAsia="en-GB"/>
               </w:rPr>
-              <w:t xml:space="preserve">The student as detailed knowledge on inter-, transdisciplinary collaborations and </w:t>
-            </w:r>
-            <w:r>
-              <w:rPr>
-                <w:rFonts w:ascii="Calibri" w:eastAsia="Times New Roman" w:hAnsi="Calibri" w:cs="Calibri"/>
-                <w:lang w:val="en-GB" w:eastAsia="en-GB"/>
-              </w:rPr>
-              <w:t>c</w:t>
-            </w:r>
-            <w:r>
-              <w:rPr>
-                <w:rFonts w:ascii="Calibri" w:eastAsia="Times New Roman" w:hAnsi="Calibri" w:cs="Calibri"/>
-                <w:lang w:val="en-GB" w:eastAsia="en-GB"/>
-              </w:rPr>
-              <w:t>an help others develop their transdisciplinary skills</w:t>
+              <w:t>The student as detailed knowledge on inter-, transdisciplinary collaborations and can help others develop their transdisciplinary skills</w:t>
             </w:r>
           </w:p>
         </w:tc>
@@ -1067,7 +1053,7 @@
         </w:tc>
         <w:tc>
           <w:tcPr>
-            <w:tcW w:w="2410" w:type="dxa"/>
+            <w:tcW w:w="992" w:type="dxa"/>
             <w:tcBorders>
               <w:top w:val="single" w:sz="6" w:space="0" w:color="auto"/>
               <w:left w:val="single" w:sz="6" w:space="0" w:color="auto"/>
@@ -1172,21 +1158,7 @@
                 <w:rFonts w:ascii="Calibri" w:eastAsia="Times New Roman" w:hAnsi="Calibri" w:cs="Calibri"/>
                 <w:lang w:val="en-GB" w:eastAsia="en-GB"/>
               </w:rPr>
-              <w:t>Credit and</w:t>
-            </w:r>
-            <w:r>
-              <w:rPr>
-                <w:rFonts w:ascii="Calibri" w:eastAsia="Times New Roman" w:hAnsi="Calibri" w:cs="Calibri"/>
-                <w:lang w:val="en-GB" w:eastAsia="en-GB"/>
-              </w:rPr>
-              <w:t xml:space="preserve"> </w:t>
-            </w:r>
-            <w:r>
-              <w:rPr>
-                <w:rFonts w:ascii="Calibri" w:eastAsia="Times New Roman" w:hAnsi="Calibri" w:cs="Calibri"/>
-                <w:lang w:val="en-GB" w:eastAsia="en-GB"/>
-              </w:rPr>
-              <w:t>ownership</w:t>
+              <w:t>Credit and ownership</w:t>
             </w:r>
           </w:p>
           <w:p>
@@ -1223,21 +1195,7 @@
                 <w:rFonts w:ascii="Calibri" w:eastAsia="Times New Roman" w:hAnsi="Calibri" w:cs="Calibri"/>
                 <w:lang w:val="en-GB" w:eastAsia="en-GB"/>
               </w:rPr>
-              <w:t>The student does not know the theories related</w:t>
-            </w:r>
-            <w:r>
-              <w:rPr>
-                <w:rFonts w:ascii="Calibri" w:eastAsia="Times New Roman" w:hAnsi="Calibri" w:cs="Calibri"/>
-                <w:lang w:val="en-GB" w:eastAsia="en-GB"/>
-              </w:rPr>
-              <w:t xml:space="preserve"> </w:t>
-            </w:r>
-            <w:r>
-              <w:rPr>
-                <w:rFonts w:ascii="Calibri" w:eastAsia="Times New Roman" w:hAnsi="Calibri" w:cs="Calibri"/>
-                <w:lang w:val="en-GB" w:eastAsia="en-GB"/>
-              </w:rPr>
-              <w:t>to credit, ownership and group work</w:t>
+              <w:t>The student does not know the theories related to credit, ownership and group work</w:t>
             </w:r>
           </w:p>
         </w:tc>
@@ -1264,21 +1222,7 @@
                 <w:rFonts w:ascii="Calibri" w:eastAsia="Times New Roman" w:hAnsi="Calibri" w:cs="Calibri"/>
                 <w:lang w:val="en-GB" w:eastAsia="en-GB"/>
               </w:rPr>
-              <w:t xml:space="preserve">The student has basic understanding </w:t>
-            </w:r>
-            <w:r>
-              <w:rPr>
-                <w:rFonts w:ascii="Calibri" w:eastAsia="Times New Roman" w:hAnsi="Calibri" w:cs="Calibri"/>
-                <w:lang w:val="en-GB" w:eastAsia="en-GB"/>
-              </w:rPr>
-              <w:t>of</w:t>
-            </w:r>
-            <w:r>
-              <w:rPr>
-                <w:rFonts w:ascii="Calibri" w:eastAsia="Times New Roman" w:hAnsi="Calibri" w:cs="Calibri"/>
-                <w:lang w:val="en-GB" w:eastAsia="en-GB"/>
-              </w:rPr>
-              <w:t xml:space="preserve"> credit, ownership and group work</w:t>
+              <w:t>The student has basic understanding of credit, ownership and group work</w:t>
             </w:r>
           </w:p>
         </w:tc>
@@ -1305,21 +1249,7 @@
                 <w:rFonts w:ascii="Calibri" w:eastAsia="Times New Roman" w:hAnsi="Calibri" w:cs="Calibri"/>
                 <w:lang w:val="en-GB" w:eastAsia="en-GB"/>
               </w:rPr>
-              <w:t xml:space="preserve">The student as detailed knowledge </w:t>
-            </w:r>
-            <w:r>
-              <w:rPr>
-                <w:rFonts w:ascii="Calibri" w:eastAsia="Times New Roman" w:hAnsi="Calibri" w:cs="Calibri"/>
-                <w:lang w:val="en-GB" w:eastAsia="en-GB"/>
-              </w:rPr>
-              <w:t>of</w:t>
-            </w:r>
-            <w:r>
-              <w:rPr>
-                <w:rFonts w:ascii="Calibri" w:eastAsia="Times New Roman" w:hAnsi="Calibri" w:cs="Calibri"/>
-                <w:lang w:val="en-GB" w:eastAsia="en-GB"/>
-              </w:rPr>
-              <w:t xml:space="preserve"> credit, ownership and group work</w:t>
+              <w:t>The student as detailed knowledge of credit, ownership and group work</w:t>
             </w:r>
           </w:p>
         </w:tc>
@@ -1346,21 +1276,7 @@
                 <w:rFonts w:ascii="Calibri" w:eastAsia="Times New Roman" w:hAnsi="Calibri" w:cs="Calibri"/>
                 <w:lang w:val="en-GB" w:eastAsia="en-GB"/>
               </w:rPr>
-              <w:t>The student as detailed knowledge o</w:t>
-            </w:r>
-            <w:r>
-              <w:rPr>
-                <w:rFonts w:ascii="Calibri" w:eastAsia="Times New Roman" w:hAnsi="Calibri" w:cs="Calibri"/>
-                <w:lang w:val="en-GB" w:eastAsia="en-GB"/>
-              </w:rPr>
-              <w:t>f</w:t>
-            </w:r>
-            <w:r>
-              <w:rPr>
-                <w:rFonts w:ascii="Calibri" w:eastAsia="Times New Roman" w:hAnsi="Calibri" w:cs="Calibri"/>
-                <w:lang w:val="en-GB" w:eastAsia="en-GB"/>
-              </w:rPr>
-              <w:t xml:space="preserve"> credit, ownership and group work and can apply these in reflecting on their own experiences within the team and their own behaviour. </w:t>
+              <w:t xml:space="preserve">The student as detailed knowledge of credit, ownership and group work and can apply these in reflecting on their own experiences within the team and their own behaviour. </w:t>
             </w:r>
           </w:p>
         </w:tc>
@@ -1386,7 +1302,7 @@
         </w:tc>
         <w:tc>
           <w:tcPr>
-            <w:tcW w:w="2410" w:type="dxa"/>
+            <w:tcW w:w="992" w:type="dxa"/>
             <w:tcBorders>
               <w:top w:val="single" w:sz="6" w:space="0" w:color="auto"/>
               <w:left w:val="single" w:sz="6" w:space="0" w:color="auto"/>
@@ -1622,21 +1538,7 @@
                 <w:rFonts w:ascii="Calibri" w:hAnsi="Calibri" w:cs="Calibri"/>
                 <w:lang w:val="en-GB"/>
               </w:rPr>
-              <w:t>The student effectively develops a clear and coherent strategy for a research project</w:t>
-            </w:r>
-            <w:r>
-              <w:rPr>
-                <w:rFonts w:ascii="Calibri" w:hAnsi="Calibri" w:cs="Calibri"/>
-                <w:lang w:val="en-GB"/>
-              </w:rPr>
-              <w:t xml:space="preserve"> </w:t>
-            </w:r>
-            <w:r>
-              <w:rPr>
-                <w:rFonts w:ascii="Calibri" w:hAnsi="Calibri" w:cs="Calibri"/>
-                <w:lang w:val="en-GB"/>
-              </w:rPr>
-              <w:t>and methodologies. The strategy demonstrates an understanding of the importance of diverse sources and perspectives in the research process.</w:t>
+              <w:t>The student effectively develops a clear and coherent strategy for a research project and methodologies. The strategy demonstrates an understanding of the importance of diverse sources and perspectives in the research process.</w:t>
             </w:r>
           </w:p>
         </w:tc>
@@ -1692,7 +1594,7 @@
         </w:tc>
         <w:tc>
           <w:tcPr>
-            <w:tcW w:w="2410" w:type="dxa"/>
+            <w:tcW w:w="992" w:type="dxa"/>
             <w:tcBorders>
               <w:top w:val="single" w:sz="6" w:space="0" w:color="auto"/>
               <w:left w:val="single" w:sz="6" w:space="0" w:color="auto"/>
@@ -1973,7 +1875,7 @@
         </w:tc>
         <w:tc>
           <w:tcPr>
-            <w:tcW w:w="2410" w:type="dxa"/>
+            <w:tcW w:w="992" w:type="dxa"/>
             <w:tcBorders>
               <w:top w:val="single" w:sz="6" w:space="0" w:color="auto"/>
               <w:left w:val="single" w:sz="6" w:space="0" w:color="auto"/>
@@ -2207,14 +2109,7 @@
                 <w:rFonts w:ascii="Calibri" w:hAnsi="Calibri" w:cs="Calibri"/>
                 <w:lang w:val="en-GB"/>
               </w:rPr>
-              <w:t xml:space="preserve"> </w:t>
-            </w:r>
-            <w:r>
-              <w:rPr>
-                <w:rFonts w:ascii="Calibri" w:hAnsi="Calibri" w:cs="Calibri"/>
-                <w:lang w:val="en-GB"/>
-              </w:rPr>
-              <w:t>experiment plan, showcasing a clear grasp of the research steps necessary.</w:t>
+              <w:t xml:space="preserve"> experiment plan, showcasing a clear grasp of the research steps necessary.</w:t>
             </w:r>
           </w:p>
         </w:tc>
@@ -2271,7 +2166,7 @@
         </w:tc>
         <w:tc>
           <w:tcPr>
-            <w:tcW w:w="2410" w:type="dxa"/>
+            <w:tcW w:w="992" w:type="dxa"/>
             <w:tcBorders>
               <w:top w:val="single" w:sz="6" w:space="0" w:color="auto"/>
               <w:left w:val="single" w:sz="6" w:space="0" w:color="auto"/>
@@ -2533,7 +2428,7 @@
         </w:tc>
         <w:tc>
           <w:tcPr>
-            <w:tcW w:w="2410" w:type="dxa"/>
+            <w:tcW w:w="992" w:type="dxa"/>
             <w:tcBorders>
               <w:top w:val="single" w:sz="6" w:space="0" w:color="auto"/>
               <w:left w:val="single" w:sz="6" w:space="0" w:color="auto"/>
@@ -2818,7 +2713,7 @@
         </w:tc>
         <w:tc>
           <w:tcPr>
-            <w:tcW w:w="2410" w:type="dxa"/>
+            <w:tcW w:w="992" w:type="dxa"/>
             <w:tcBorders>
               <w:top w:val="single" w:sz="6" w:space="0" w:color="auto"/>
               <w:left w:val="single" w:sz="6" w:space="0" w:color="auto"/>
@@ -3066,7 +2961,7 @@
         </w:tc>
         <w:tc>
           <w:tcPr>
-            <w:tcW w:w="2410" w:type="dxa"/>
+            <w:tcW w:w="992" w:type="dxa"/>
             <w:tcBorders>
               <w:top w:val="single" w:sz="6" w:space="0" w:color="auto"/>
               <w:left w:val="single" w:sz="6" w:space="0" w:color="auto"/>
@@ -3313,7 +3208,7 @@
         </w:tc>
         <w:tc>
           <w:tcPr>
-            <w:tcW w:w="2410" w:type="dxa"/>
+            <w:tcW w:w="992" w:type="dxa"/>
             <w:tcBorders>
               <w:top w:val="single" w:sz="6" w:space="0" w:color="auto"/>
               <w:left w:val="single" w:sz="6" w:space="0" w:color="auto"/>
@@ -3486,7 +3381,7 @@
         </w:tc>
         <w:tc>
           <w:tcPr>
-            <w:tcW w:w="5103" w:type="dxa"/>
+            <w:tcW w:w="3685" w:type="dxa"/>
             <w:gridSpan w:val="3"/>
             <w:tcBorders>
               <w:top w:val="single" w:sz="6" w:space="0" w:color="auto"/>
@@ -3673,7 +3568,7 @@
         </w:tc>
         <w:tc>
           <w:tcPr>
-            <w:tcW w:w="5103" w:type="dxa"/>
+            <w:tcW w:w="3685" w:type="dxa"/>
             <w:gridSpan w:val="3"/>
             <w:tcBorders>
               <w:top w:val="single" w:sz="6" w:space="0" w:color="auto"/>
@@ -3720,7 +3615,7 @@
 </file>
 
 <file path=word/numbering.xml><?xml version="1.0" encoding="utf-8"?>
-<w:numbering xmlns:wpc="http://schemas.microsoft.com/office/word/2010/wordprocessingCanvas" xmlns:cx="http://schemas.microsoft.com/office/drawing/2014/chartex" xmlns:cx1="http://schemas.microsoft.com/office/drawing/2015/9/8/chartex" xmlns:cx2="http://schemas.microsoft.com/office/drawing/2015/10/21/chartex" xmlns:cx3="http://schemas.microsoft.com/office/drawing/2016/5/9/chartex" xmlns:cx4="http://schemas.microsoft.com/office/drawing/2016/5/10/chartex" xmlns:cx5="http://schemas.microsoft.com/office/drawing/2016/5/11/chartex" xmlns:cx6="http://schemas.microsoft.com/office/drawing/2016/5/12/chartex" xmlns:cx7="http://schemas.microsoft.com/office/drawing/2016/5/13/chartex" xmlns:cx8="http://schemas.microsoft.com/office/drawing/2016/5/14/chartex" xmlns:mc="http://schemas.openxmlformats.org/markup-compatibility/2006" xmlns:aink="http://schemas.microsoft.com/office/drawing/2016/ink" xmlns:am3d="http://schemas.microsoft.com/office/drawing/2017/model3d" xmlns:o="urn:schemas-microsoft-com:office:office" xmlns:oel="http://schemas.microsoft.com/office/2019/extlst" xmlns:r="http://schemas.openxmlformats.org/officeDocument/2006/relationships" xmlns:m="http://schemas.openxmlformats.org/officeDocument/2006/math" xmlns:v="urn:schemas-microsoft-com:vml" xmlns:wp14="http://schemas.microsoft.com/office/word/2010/wordprocessingDrawing" xmlns:wp="http://schemas.openxmlformats.org/drawingml/2006/wordprocessingDrawing" xmlns:w10="urn:schemas-microsoft-com:office:word" xmlns:w="http://schemas.openxmlformats.org/wordprocessingml/2006/main" xmlns:w14="http://schemas.microsoft.com/office/word/2010/wordml" xmlns:w15="http://schemas.microsoft.com/office/word/2012/wordml" xmlns:w16cex="http://schemas.microsoft.com/office/word/2018/wordml/cex" xmlns:w16cid="http://schemas.microsoft.com/office/word/2016/wordml/cid" xmlns:w16="http://schemas.microsoft.com/office/word/2018/wordml" xmlns:w16sdtdh="http://schemas.microsoft.com/office/word/2020/wordml/sdtdatahash" xmlns:w16se="http://schemas.microsoft.com/office/word/2015/wordml/symex" xmlns:wpg="http://schemas.microsoft.com/office/word/2010/wordprocessingGroup" xmlns:wpi="http://schemas.microsoft.com/office/word/2010/wordprocessingInk" xmlns:wne="http://schemas.microsoft.com/office/word/2006/wordml" xmlns:wps="http://schemas.microsoft.com/office/word/2010/wordprocessingShape" mc:Ignorable="w14 w15 w16se w16cid w16 w16cex w16sdtdh wp14">
+<w:numbering xmlns:wpc="http://schemas.microsoft.com/office/word/2010/wordprocessingCanvas" xmlns:cx="http://schemas.microsoft.com/office/drawing/2014/chartex" xmlns:cx1="http://schemas.microsoft.com/office/drawing/2015/9/8/chartex" xmlns:cx2="http://schemas.microsoft.com/office/drawing/2015/10/21/chartex" xmlns:cx3="http://schemas.microsoft.com/office/drawing/2016/5/9/chartex" xmlns:cx4="http://schemas.microsoft.com/office/drawing/2016/5/10/chartex" xmlns:cx5="http://schemas.microsoft.com/office/drawing/2016/5/11/chartex" xmlns:cx6="http://schemas.microsoft.com/office/drawing/2016/5/12/chartex" xmlns:cx7="http://schemas.microsoft.com/office/drawing/2016/5/13/chartex" xmlns:cx8="http://schemas.microsoft.com/office/drawing/2016/5/14/chartex" xmlns:mc="http://schemas.openxmlformats.org/markup-compatibility/2006" xmlns:aink="http://schemas.microsoft.com/office/drawing/2016/ink" xmlns:am3d="http://schemas.microsoft.com/office/drawing/2017/model3d" xmlns:o="urn:schemas-microsoft-com:office:office" xmlns:oel="http://schemas.microsoft.com/office/2019/extlst" xmlns:r="http://schemas.openxmlformats.org/officeDocument/2006/relationships" xmlns:m="http://schemas.openxmlformats.org/officeDocument/2006/math" xmlns:v="urn:schemas-microsoft-com:vml" xmlns:wp14="http://schemas.microsoft.com/office/word/2010/wordprocessingDrawing" xmlns:wp="http://schemas.openxmlformats.org/drawingml/2006/wordprocessingDrawing" xmlns:w10="urn:schemas-microsoft-com:office:word" xmlns:w="http://schemas.openxmlformats.org/wordprocessingml/2006/main" xmlns:w14="http://schemas.microsoft.com/office/word/2010/wordml" xmlns:w15="http://schemas.microsoft.com/office/word/2012/wordml" xmlns:w16cex="http://schemas.microsoft.com/office/word/2018/wordml/cex" xmlns:w16cid="http://schemas.microsoft.com/office/word/2016/wordml/cid" xmlns:w16="http://schemas.microsoft.com/office/word/2018/wordml" xmlns:w16du="http://schemas.microsoft.com/office/word/2023/wordml/word16du" xmlns:w16sdtdh="http://schemas.microsoft.com/office/word/2020/wordml/sdtdatahash" xmlns:w16se="http://schemas.microsoft.com/office/word/2015/wordml/symex" xmlns:wpg="http://schemas.microsoft.com/office/word/2010/wordprocessingGroup" xmlns:wpi="http://schemas.microsoft.com/office/word/2010/wordprocessingInk" xmlns:wne="http://schemas.microsoft.com/office/word/2006/wordml" xmlns:wps="http://schemas.microsoft.com/office/word/2010/wordprocessingShape" mc:Ignorable="w14 w15 w16se w16cid w16 w16cex w16sdtdh w16du wp14">
   <w:abstractNum w:abstractNumId="0" w15:restartNumberingAfterBreak="0">
     <w:nsid w:val="098B4547"/>
     <w:multiLevelType w:val="hybridMultilevel"/>
@@ -3956,7 +3851,7 @@
 </file>
 
 <file path=word/styles.xml><?xml version="1.0" encoding="utf-8"?>
-<w:styles xmlns:mc="http://schemas.openxmlformats.org/markup-compatibility/2006" xmlns:r="http://schemas.openxmlformats.org/officeDocument/2006/relationships" xmlns:w="http://schemas.openxmlformats.org/wordprocessingml/2006/main" xmlns:w14="http://schemas.microsoft.com/office/word/2010/wordml" xmlns:w15="http://schemas.microsoft.com/office/word/2012/wordml" xmlns:w16cex="http://schemas.microsoft.com/office/word/2018/wordml/cex" xmlns:w16cid="http://schemas.microsoft.com/office/word/2016/wordml/cid" xmlns:w16="http://schemas.microsoft.com/office/word/2018/wordml" xmlns:w16sdtdh="http://schemas.microsoft.com/office/word/2020/wordml/sdtdatahash" xmlns:w16se="http://schemas.microsoft.com/office/word/2015/wordml/symex" mc:Ignorable="w14 w15 w16se w16cid w16 w16cex w16sdtdh">
+<w:styles xmlns:mc="http://schemas.openxmlformats.org/markup-compatibility/2006" xmlns:r="http://schemas.openxmlformats.org/officeDocument/2006/relationships" xmlns:w="http://schemas.openxmlformats.org/wordprocessingml/2006/main" xmlns:w14="http://schemas.microsoft.com/office/word/2010/wordml" xmlns:w15="http://schemas.microsoft.com/office/word/2012/wordml" xmlns:w16cex="http://schemas.microsoft.com/office/word/2018/wordml/cex" xmlns:w16cid="http://schemas.microsoft.com/office/word/2016/wordml/cid" xmlns:w16="http://schemas.microsoft.com/office/word/2018/wordml" xmlns:w16du="http://schemas.microsoft.com/office/word/2023/wordml/word16du" xmlns:w16sdtdh="http://schemas.microsoft.com/office/word/2020/wordml/sdtdatahash" xmlns:w16se="http://schemas.microsoft.com/office/word/2015/wordml/symex" mc:Ignorable="w14 w15 w16se w16cid w16 w16cex w16sdtdh w16du">
   <w:docDefaults>
     <w:rPrDefault>
       <w:rPr>
@@ -4814,26 +4709,6 @@
 </file>
 
 <file path=customXml/item1.xml><?xml version="1.0" encoding="utf-8"?>
-<p:properties xmlns:p="http://schemas.microsoft.com/office/2006/metadata/properties" xmlns:xsi="http://www.w3.org/2001/XMLSchema-instance" xmlns:pc="http://schemas.microsoft.com/office/infopath/2007/PartnerControls">
-  <documentManagement>
-    <lcf76f155ced4ddcb4097134ff3c332f xmlns="c2af1203-a1e0-49fe-9bc1-da87b6900221">
-      <Terms xmlns="http://schemas.microsoft.com/office/infopath/2007/PartnerControls"/>
-    </lcf76f155ced4ddcb4097134ff3c332f>
-    <TaxCatchAll xmlns="e7263df1-7b3c-4456-b643-d7b891353f09" xsi:nil="true"/>
-  </documentManagement>
-</p:properties>
-</file>
-
-<file path=customXml/item2.xml><?xml version="1.0" encoding="utf-8"?>
-<?mso-contentType ?>
-<FormTemplates xmlns="http://schemas.microsoft.com/sharepoint/v3/contenttype/forms">
-  <Display>DocumentLibraryForm</Display>
-  <Edit>DocumentLibraryForm</Edit>
-  <New>DocumentLibraryForm</New>
-</FormTemplates>
-</file>
-
-<file path=customXml/item3.xml><?xml version="1.0" encoding="utf-8"?>
 <ct:contentTypeSchema xmlns:ct="http://schemas.microsoft.com/office/2006/metadata/contentType" xmlns:ma="http://schemas.microsoft.com/office/2006/metadata/properties/metaAttributes" ct:_="" ma:_="" ma:contentTypeName="Document" ma:contentTypeID="0x010100A12D9C9D01CCA4438BE9E67D7166C649" ma:contentTypeVersion="16" ma:contentTypeDescription="Een nieuw document maken." ma:contentTypeScope="" ma:versionID="49e006d0a6e57d1d2a28e1e9109ef99c">
   <xsd:schema xmlns:xsd="http://www.w3.org/2001/XMLSchema" xmlns:xs="http://www.w3.org/2001/XMLSchema" xmlns:p="http://schemas.microsoft.com/office/2006/metadata/properties" xmlns:ns2="c2af1203-a1e0-49fe-9bc1-da87b6900221" xmlns:ns3="e7263df1-7b3c-4456-b643-d7b891353f09" targetNamespace="http://schemas.microsoft.com/office/2006/metadata/properties" ma:root="true" ma:fieldsID="db3301b2819a1471a9b8700715785c23" ns2:_="" ns3:_="">
     <xsd:import namespace="c2af1203-a1e0-49fe-9bc1-da87b6900221"/>
@@ -5076,13 +4951,41 @@
 </ct:contentTypeSchema>
 </file>
 
+<file path=customXml/item2.xml><?xml version="1.0" encoding="utf-8"?>
+<?mso-contentType ?>
+<FormTemplates xmlns="http://schemas.microsoft.com/sharepoint/v3/contenttype/forms">
+  <Display>DocumentLibraryForm</Display>
+  <Edit>DocumentLibraryForm</Edit>
+  <New>DocumentLibraryForm</New>
+</FormTemplates>
+</file>
+
+<file path=customXml/item3.xml><?xml version="1.0" encoding="utf-8"?>
+<p:properties xmlns:p="http://schemas.microsoft.com/office/2006/metadata/properties" xmlns:xsi="http://www.w3.org/2001/XMLSchema-instance" xmlns:pc="http://schemas.microsoft.com/office/infopath/2007/PartnerControls">
+  <documentManagement>
+    <lcf76f155ced4ddcb4097134ff3c332f xmlns="c2af1203-a1e0-49fe-9bc1-da87b6900221">
+      <Terms xmlns="http://schemas.microsoft.com/office/infopath/2007/PartnerControls"/>
+    </lcf76f155ced4ddcb4097134ff3c332f>
+    <TaxCatchAll xmlns="e7263df1-7b3c-4456-b643-d7b891353f09" xsi:nil="true"/>
+  </documentManagement>
+</p:properties>
+</file>
+
 <file path=customXml/itemProps1.xml><?xml version="1.0" encoding="utf-8"?>
-<ds:datastoreItem xmlns:ds="http://schemas.openxmlformats.org/officeDocument/2006/customXml" ds:itemID="{24554727-B130-4502-8B80-2CAC7755E523}">
+<ds:datastoreItem xmlns:ds="http://schemas.openxmlformats.org/officeDocument/2006/customXml" ds:itemID="{7853E0AA-E789-4913-88EE-9CFD59CEC1EE}">
   <ds:schemaRefs>
+    <ds:schemaRef ds:uri="http://schemas.microsoft.com/office/2006/metadata/contentType"/>
+    <ds:schemaRef ds:uri="http://schemas.microsoft.com/office/2006/metadata/properties/metaAttributes"/>
+    <ds:schemaRef ds:uri="http://www.w3.org/2001/XMLSchema"/>
     <ds:schemaRef ds:uri="http://schemas.microsoft.com/office/2006/metadata/properties"/>
-    <ds:schemaRef ds:uri="http://schemas.microsoft.com/office/infopath/2007/PartnerControls"/>
     <ds:schemaRef ds:uri="c2af1203-a1e0-49fe-9bc1-da87b6900221"/>
     <ds:schemaRef ds:uri="e7263df1-7b3c-4456-b643-d7b891353f09"/>
+    <ds:schemaRef ds:uri="http://schemas.microsoft.com/office/2006/documentManagement/types"/>
+    <ds:schemaRef ds:uri="http://schemas.microsoft.com/office/infopath/2007/PartnerControls"/>
+    <ds:schemaRef ds:uri="http://schemas.openxmlformats.org/package/2006/metadata/core-properties"/>
+    <ds:schemaRef ds:uri="http://purl.org/dc/elements/1.1/"/>
+    <ds:schemaRef ds:uri="http://purl.org/dc/terms/"/>
+    <ds:schemaRef ds:uri="http://schemas.microsoft.com/internal/obd"/>
   </ds:schemaRefs>
 </ds:datastoreItem>
 </file>
@@ -5096,5 +4999,12 @@
 </file>
 
 <file path=customXml/itemProps3.xml><?xml version="1.0" encoding="utf-8"?>
-<ds:datastoreItem xmlns:ds="http://schemas.openxmlformats.org/officeDocument/2006/customXml" ds:itemID="{7853E0AA-E789-4913-88EE-9CFD59CEC1EE}"/>
+<ds:datastoreItem xmlns:ds="http://schemas.openxmlformats.org/officeDocument/2006/customXml" ds:itemID="{24554727-B130-4502-8B80-2CAC7755E523}">
+  <ds:schemaRefs>
+    <ds:schemaRef ds:uri="http://schemas.microsoft.com/office/2006/metadata/properties"/>
+    <ds:schemaRef ds:uri="http://schemas.microsoft.com/office/infopath/2007/PartnerControls"/>
+    <ds:schemaRef ds:uri="c2af1203-a1e0-49fe-9bc1-da87b6900221"/>
+    <ds:schemaRef ds:uri="e7263df1-7b3c-4456-b643-d7b891353f09"/>
+  </ds:schemaRefs>
+</ds:datastoreItem>
 </file>